--- a/Lab/Lab 2/NguyenQuangMinh_2231200136_Lab2.docx
+++ b/Lab/Lab 2/NguyenQuangMinh_2231200136_Lab2.docx
@@ -16,6 +16,9 @@
         <w:jc w:val="center"/>
       </w:pPr>
       <w:r>
+        <w:rPr>
+          <w:noProof/>
+        </w:rPr>
         <w:drawing>
           <wp:inline distT="0" distB="0" distL="0" distR="0" wp14:anchorId="39BF665D" wp14:editId="2C280193">
             <wp:extent cx="2895600" cy="5531703"/>
@@ -62,6 +65,9 @@
         </w:drawing>
       </w:r>
       <w:r>
+        <w:rPr>
+          <w:noProof/>
+        </w:rPr>
         <w:drawing>
           <wp:inline distT="0" distB="0" distL="0" distR="0" wp14:anchorId="1E6F1BD2" wp14:editId="14C3FF6D">
             <wp:extent cx="5943600" cy="1395730"/>
@@ -119,6 +125,9 @@
         <w:jc w:val="center"/>
       </w:pPr>
       <w:r>
+        <w:rPr>
+          <w:noProof/>
+        </w:rPr>
         <w:lastRenderedPageBreak/>
         <w:drawing>
           <wp:inline distT="0" distB="0" distL="0" distR="0" wp14:anchorId="717D1080" wp14:editId="079F14FD">
@@ -167,6 +176,9 @@
         <w:jc w:val="center"/>
       </w:pPr>
       <w:r>
+        <w:rPr>
+          <w:noProof/>
+        </w:rPr>
         <w:drawing>
           <wp:inline distT="0" distB="0" distL="0" distR="0" wp14:anchorId="365B6FF9" wp14:editId="5BA50B8C">
             <wp:extent cx="5943600" cy="1198245"/>
@@ -214,6 +226,9 @@
         <w:jc w:val="center"/>
       </w:pPr>
       <w:r>
+        <w:rPr>
+          <w:noProof/>
+        </w:rPr>
         <w:lastRenderedPageBreak/>
         <w:drawing>
           <wp:inline distT="0" distB="0" distL="0" distR="0" wp14:anchorId="1F547B68" wp14:editId="1B7E7EFA">
@@ -257,6 +272,9 @@
         </w:drawing>
       </w:r>
       <w:r>
+        <w:rPr>
+          <w:noProof/>
+        </w:rPr>
         <w:drawing>
           <wp:inline distT="0" distB="0" distL="0" distR="0" wp14:anchorId="5AD045B3" wp14:editId="695A6B7D">
             <wp:extent cx="2354580" cy="3957598"/>
@@ -299,6 +317,9 @@
         </w:drawing>
       </w:r>
       <w:r>
+        <w:rPr>
+          <w:noProof/>
+        </w:rPr>
         <w:lastRenderedPageBreak/>
         <w:drawing>
           <wp:inline distT="0" distB="0" distL="0" distR="0" wp14:anchorId="36A3C75D" wp14:editId="747F4359">
@@ -342,6 +363,9 @@
         </w:drawing>
       </w:r>
       <w:r>
+        <w:rPr>
+          <w:noProof/>
+        </w:rPr>
         <w:drawing>
           <wp:inline distT="0" distB="0" distL="0" distR="0" wp14:anchorId="5F429998" wp14:editId="4612AFEE">
             <wp:extent cx="2545080" cy="4468806"/>
@@ -389,7 +413,27 @@
         <w:jc w:val="center"/>
       </w:pPr>
     </w:p>
-    <w:p/>
+    <w:p>
+      <w:proofErr w:type="spellStart"/>
+      <w:r>
+        <w:t>Github</w:t>
+      </w:r>
+      <w:proofErr w:type="spellEnd"/>
+      <w:r>
+        <w:t xml:space="preserve">: </w:t>
+      </w:r>
+      <w:hyperlink r:id="rId12" w:history="1">
+        <w:r>
+          <w:rPr>
+            <w:rStyle w:val="Hyperlink"/>
+          </w:rPr>
+          <w:t>https://github.com/nqminh4604/CSW-434/tree/main/Lab/Lab%202/Lab2</w:t>
+        </w:r>
+      </w:hyperlink>
+      <w:r>
+        <w:t xml:space="preserve"> </w:t>
+      </w:r>
+    </w:p>
     <w:sectPr>
       <w:pgSz w:w="12240" w:h="15840"/>
       <w:pgMar w:top="1440" w:right="1440" w:bottom="1440" w:left="1440" w:header="720" w:footer="720" w:gutter="0"/>
@@ -903,6 +947,29 @@
       <w:spacing w:after="0" w:line="240" w:lineRule="auto"/>
     </w:pPr>
   </w:style>
+  <w:style w:type="character" w:styleId="Hyperlink">
+    <w:name w:val="Hyperlink"/>
+    <w:basedOn w:val="DefaultParagraphFont"/>
+    <w:uiPriority w:val="99"/>
+    <w:unhideWhenUsed/>
+    <w:rsid w:val="001E6554"/>
+    <w:rPr>
+      <w:color w:val="0563C1" w:themeColor="hyperlink"/>
+      <w:u w:val="single"/>
+    </w:rPr>
+  </w:style>
+  <w:style w:type="character" w:styleId="UnresolvedMention">
+    <w:name w:val="Unresolved Mention"/>
+    <w:basedOn w:val="DefaultParagraphFont"/>
+    <w:uiPriority w:val="99"/>
+    <w:semiHidden/>
+    <w:unhideWhenUsed/>
+    <w:rsid w:val="001E6554"/>
+    <w:rPr>
+      <w:color w:val="605E5C"/>
+      <w:shd w:val="clear" w:color="auto" w:fill="E1DFDD"/>
+    </w:rPr>
+  </w:style>
 </w:styles>
 </file>
 
